--- a/published/ai-organizations/02_collective_intelligence/07_communication/study-guides/07_communication-practice_quiz.docx
+++ b/published/ai-organizations/02_collective_intelligence/07_communication/study-guides/07_communication-practice_quiz.docx
@@ -4,7 +4,12 @@
   <w:body>
     <w:p>
       <w:r>
-        <w:t>Practice Quiz: Communication</w:t>
+        <w:t>Practice Quiz: Collective Intelligence — Module 07: Communication</w:t>
+      </w:r>
+    </w:p>
+    <w:p>
+      <w:r>
+        <w:t>Name : _ _ _  Date : _ _ _</w:t>
       </w:r>
     </w:p>
     <w:p>
@@ -14,98 +19,57 @@
     </w:p>
     <w:p>
       <w:r>
-        <w:t>What is the primary role of Communication in Active Inference?</w:t>
-        <w:br/>
-        <w:t>A) To maximize reward</w:t>
-        <w:br/>
-        <w:t>B) To minimize variational free energy</w:t>
-        <w:br/>
-        <w:t>C) To increase entropy</w:t>
-        <w:br/>
-        <w:t>D) To eliminate the Markov Blanket</w:t>
+        <w:t>Cross-team communication is harder than within-team communication because: A) Different teams have different email lists B) Different teams have different generative models, vocabularies, and implicit assumptions C) Teams are physically separated D) Managers don't allow it</w:t>
       </w:r>
     </w:p>
     <w:p>
       <w:r>
-        <w:t>In Organizations, Communication is best described as:</w:t>
-        <w:br/>
-        <w:t>A) A static property</w:t>
-        <w:br/>
-        <w:t>B) A dynamic process</w:t>
-        <w:br/>
-        <w:t>C) An external state</w:t>
-        <w:br/>
-        <w:t>D) A random variable</w:t>
+        <w:t>Boundary objects (Star &amp; Griesemer) are: A) Physical barriers between teams B) Shared artifacts that bridge different specialist models, being interpretable by multiple teams C) Office partitions D) Network firewalls</w:t>
       </w:r>
     </w:p>
     <w:p>
       <w:r>
-        <w:t>Which mathematical quantity is most central to Communication?</w:t>
-        <w:br/>
-        <w:t>A) The Lagrangian</w:t>
-        <w:br/>
-        <w:t>B) The expected free energy</w:t>
-        <w:br/>
-        <w:t>C) The surprisal</w:t>
-        <w:br/>
-        <w:t>D) The precision</w:t>
+        <w:t>Boeing's shared CATIA model for the 777 exemplifies: A) A boundary object connecting hundreds of engineering teams through a shared digital representation B) Traditional paper-based engineering C) Eliminating all teams D) Outsourcing design</w:t>
       </w:r>
     </w:p>
     <w:p>
       <w:r>
-        <w:t>How does Communication relate to the concept of the Generative Model?</w:t>
-        <w:br/>
-        <w:t>A) It is separate from the model</w:t>
-        <w:br/>
-        <w:t>B) It is a component of the model</w:t>
-        <w:br/>
-        <w:t>C) It destroys the model</w:t>
-        <w:br/>
-        <w:t>D) It is only relevant for the environment</w:t>
+        <w:t>A boundary spanner is: A) A geographic surveyor B) An individual who operates across team boundaries, translating between different generative models C) A network administrator D) A consultant</w:t>
       </w:r>
     </w:p>
     <w:p>
       <w:r>
-        <w:t>A failure in Communication would likely result in:</w:t>
-        <w:br/>
-        <w:t>A) Perfect prediction</w:t>
-        <w:br/>
-        <w:t>B) Generalized surprise</w:t>
-        <w:br/>
-        <w:t>C) Immediate death of the agent</w:t>
-        <w:br/>
-        <w:t>D) Zero entropy</w:t>
+        <w:t>Alignment workshops differ from regular meetings by: A) Being longer B) Being explicitly designed to build shared cross-team models through structured exercises C) Having catering D) Including managers only</w:t>
       </w:r>
     </w:p>
     <w:p>
       <w:r>
-        <w:t>Which scale is most relevant for analyzing Communication in this course?</w:t>
-        <w:br/>
-        <w:t>A) Quantum</w:t>
-        <w:br/>
-        <w:t>B) Neural</w:t>
-        <w:br/>
-        <w:t>C) Social</w:t>
-        <w:br/>
-        <w:t>D) All of the above</w:t>
+        <w:t>When two teams have conflicting models, the most productive resolution is: A) The senior team's model wins B) Evidence-based integration that addresses legitimate concerns of both models C) Avoiding the conflict D) Escalation to executive level</w:t>
       </w:r>
     </w:p>
     <w:p>
       <w:r>
-        <w:t>Communication connects directly to which other component?</w:t>
-        <w:br/>
-        <w:t>A) The step before it</w:t>
-        <w:br/>
-        <w:t>B) The step after it</w:t>
-        <w:br/>
-        <w:t>C) Both A and B</w:t>
-        <w:br/>
-        <w:t>D) None of the above</w:t>
+        <w:t>A dashboard is an effective boundary object when: A) It displays lots of data B) It represents information in a way that is meaningful to multiple teams with different models C) It is visually attractive D) It is updated daily</w:t>
       </w:r>
     </w:p>
     <w:p>
       <w:r>
-        <w:t>Part B: Short Answer</w:t>
+        <w:t>Part B: Short Analysis</w:t>
+      </w:r>
+    </w:p>
+    <w:p>
+      <w:r>
+        <w:t>Engineering and Marketing consistently talk past each other: Engineering describes features in technical terms, Marketing describes customer benefits in emotional terms. They are describing the same product but using different generative models. Design three boundary objects that would bridge this gap.</w:t>
+      </w:r>
+    </w:p>
+    <w:p>
+      <w:r>
+        <w:t>Post-acquisition, two teams from previously separate companies must collaborate. They have different tools, different terminology, and different working norms. Design a 60-day alignment program using boundary objects, boundary spanners, and alignment workshops.</w:t>
+      </w:r>
+    </w:p>
+    <w:p>
+      <w:r>
+        <w:t>Your organization has 12 teams. Not all need to communicate frequently, but critical dependencies exist between certain pairs. Design an information architecture that creates the right level of cross-team communication without overwhelming everyone with unnecessary meetings.</w:t>
       </w:r>
     </w:p>
     <w:sectPr>
